--- a/R_900219/APIUNIFICADA/REG-DIN-008 - 900219_Adecuaciones API Unificada.docx
+++ b/R_900219/APIUNIFICADA/REG-DIN-008 - 900219_Adecuaciones API Unificada.docx
@@ -105,15 +105,31 @@
                 <w:color w:val="000000"/>
                 <w:sz w:val="20"/>
               </w:rPr>
-              <w:t>25</w:t>
-            </w:r>
-            <w:r>
-              <w:rPr>
-                <w:b/>
-                <w:color w:val="000000"/>
-                <w:sz w:val="20"/>
-              </w:rPr>
-              <w:t>/08/2026</w:t>
+              <w:t>11</w:t>
+            </w:r>
+            <w:r>
+              <w:rPr>
+                <w:b/>
+                <w:color w:val="000000"/>
+                <w:sz w:val="20"/>
+              </w:rPr>
+              <w:t>/0</w:t>
+            </w:r>
+            <w:r>
+              <w:rPr>
+                <w:b/>
+                <w:color w:val="000000"/>
+                <w:sz w:val="20"/>
+              </w:rPr>
+              <w:t>9</w:t>
+            </w:r>
+            <w:r>
+              <w:rPr>
+                <w:b/>
+                <w:color w:val="000000"/>
+                <w:sz w:val="20"/>
+              </w:rPr>
+              <w:t>/2026</w:t>
             </w:r>
           </w:p>
         </w:tc>
@@ -293,7 +309,18 @@
                 <w:szCs w:val="27"/>
                 <w:shd w:fill="FFFFFF" w:val="clear"/>
               </w:rPr>
-              <w:t>900241</w:t>
+              <w:t>9002</w:t>
+            </w:r>
+            <w:r>
+              <w:rPr>
+                <w:rFonts w:cs="Segoe UI" w:ascii="Segoe UI" w:hAnsi="Segoe UI"/>
+                <w:b/>
+                <w:color w:val="000000"/>
+                <w:sz w:val="20"/>
+                <w:szCs w:val="27"/>
+                <w:shd w:fill="FFFFFF" w:val="clear"/>
+              </w:rPr>
+              <w:t>19</w:t>
             </w:r>
           </w:p>
         </w:tc>
@@ -627,7 +654,23 @@
                 <w:color w:val="000000"/>
                 <w:sz w:val="20"/>
               </w:rPr>
-              <w:t xml:space="preserve">    900241 </w:t>
+              <w:t xml:space="preserve">    9002</w:t>
+            </w:r>
+            <w:r>
+              <w:rPr>
+                <w:rFonts w:cs="Helv" w:ascii="Helv" w:hAnsi="Helv"/>
+                <w:color w:val="000000"/>
+                <w:sz w:val="20"/>
+              </w:rPr>
+              <w:t>19</w:t>
+            </w:r>
+            <w:r>
+              <w:rPr>
+                <w:rFonts w:cs="Helv" w:ascii="Helv" w:hAnsi="Helv"/>
+                <w:color w:val="000000"/>
+                <w:sz w:val="20"/>
+              </w:rPr>
+              <w:t xml:space="preserve"> </w:t>
             </w:r>
             <w:bookmarkStart w:id="0" w:name="_GoBack"/>
             <w:r>
@@ -645,7 +688,7 @@
                 <w:color w:val="000000"/>
                 <w:sz w:val="20"/>
               </w:rPr>
-              <w:t>Modificaciones en TokenizationAPI para Wallets MasterCard</w:t>
+              <w:t>Adecuaciones API Unificada</w:t>
             </w:r>
           </w:p>
         </w:tc>
@@ -761,7 +804,7 @@
                 <w:color w:val="000000"/>
                 <w:sz w:val="20"/>
               </w:rPr>
-              <w:t>Se crea api unificada para la obtención de tarjetas disponibles y tokenizables del cliente, encriptadas en JWE.</w:t>
+              <w:t>Se elimina el bloqueo/restricción que se tiene para tarjetas MasterCard, específicamente las que inician con BIN 5 MDES para los únicos 4144354, 4915667 y 4737457.</w:t>
             </w:r>
           </w:p>
         </w:tc>
@@ -1220,7 +1263,7 @@
             </w:pPr>
             <w:r>
               <w:rPr/>
-              <w:t>TokenizationApi</w:t>
+              <w:t>TokenizationGetCard</w:t>
             </w:r>
           </w:p>
         </w:tc>
@@ -1748,7 +1791,7 @@
                 <w:shd w:fill="FFFFFF" w:val="clear"/>
                 <w:lang w:val="es-ES" w:eastAsia="en-US" w:bidi="ar-SA"/>
               </w:rPr>
-              <w:t>Hacer backup del archivo TokenizationApi</w:t>
+              <w:t>Hacer backup del archivo TokenizationGetCard</w:t>
             </w:r>
             <w:r>
               <w:rPr>
@@ -1855,23 +1898,7 @@
                 <w:shd w:fill="FFFFFF" w:val="clear"/>
                 <w:lang w:eastAsia="en-US" w:bidi="ar-SA"/>
               </w:rPr>
-              <w:t xml:space="preserve">Ejecutar pipeline </w:t>
-            </w:r>
-            <w:r>
-              <w:rPr/>
-              <w:t xml:space="preserve">NU1110006_Tokenization_TKN_EXT_CI </w:t>
-            </w:r>
-            <w:r>
-              <w:rPr>
-                <w:rFonts w:cs="Arial" w:ascii="Arial" w:hAnsi="Arial"/>
-                <w:color w:val="000000"/>
-                <w:kern w:val="0"/>
-                <w:sz w:val="20"/>
-                <w:szCs w:val="20"/>
-                <w:shd w:fill="FFFFFF" w:val="clear"/>
-                <w:lang w:eastAsia="en-US" w:bidi="ar-SA"/>
-              </w:rPr>
-              <w:t>_CI</w:t>
+              <w:t>Ejecutar pipeline NU1110008_GetAvailableTokenizationCards_TKN_INT_CI</w:t>
             </w:r>
           </w:p>
         </w:tc>
@@ -2339,7 +2366,7 @@
         <wp:inline distT="0" distB="0" distL="0" distR="0">
           <wp:extent cx="6053455" cy="733425"/>
           <wp:effectExtent l="0" t="0" r="0" b="0"/>
-          <wp:docPr id="5" name="Imagen 22 Copia 1 Copia 1 Copia 1 Copia 1 Copia 1 Copia 1 Copia 1 Copia 1 Copia 1 Copia 1 Copia 1 Copia 1 Copia 1 Copia 1 Copia 1" descr="cid:image004.jpg@01D74E57.C4EA2700"/>
+          <wp:docPr id="5" name="Imagen 22 Copia 1 Copia 1 Copia 1 Copia 1 Copia 1 Copia 1 Copia 1 Copia 1 Copia 1 Copia 1 Copia 1 Copia 1 Copia 1 Copia 1 Copia 1 Copia 1" descr="cid:image004.jpg@01D74E57.C4EA2700"/>
           <wp:cNvGraphicFramePr>
             <a:graphicFrameLocks xmlns:a="http://schemas.openxmlformats.org/drawingml/2006/main" noChangeAspect="1"/>
           </wp:cNvGraphicFramePr>
@@ -2347,7 +2374,7 @@
             <a:graphicData uri="http://schemas.openxmlformats.org/drawingml/2006/picture">
               <pic:pic xmlns:pic="http://schemas.openxmlformats.org/drawingml/2006/picture">
                 <pic:nvPicPr>
-                  <pic:cNvPr id="5" name="Imagen 22 Copia 1 Copia 1 Copia 1 Copia 1 Copia 1 Copia 1 Copia 1 Copia 1 Copia 1 Copia 1 Copia 1 Copia 1 Copia 1 Copia 1 Copia 1" descr="cid:image004.jpg@01D74E57.C4EA2700"/>
+                  <pic:cNvPr id="5" name="Imagen 22 Copia 1 Copia 1 Copia 1 Copia 1 Copia 1 Copia 1 Copia 1 Copia 1 Copia 1 Copia 1 Copia 1 Copia 1 Copia 1 Copia 1 Copia 1 Copia 1" descr="cid:image004.jpg@01D74E57.C4EA2700"/>
                   <pic:cNvPicPr>
                     <a:picLocks noChangeAspect="1" noChangeArrowheads="1"/>
                   </pic:cNvPicPr>
@@ -2391,7 +2418,7 @@
         <wp:inline distT="0" distB="0" distL="0" distR="0">
           <wp:extent cx="6053455" cy="733425"/>
           <wp:effectExtent l="0" t="0" r="0" b="0"/>
-          <wp:docPr id="6" name="Imagen 23 Copia 1 Copia 1 Copia 1 Copia 1 Copia 1 Copia 1 Copia 1 Copia 1 Copia 1 Copia 1 Copia 1 Copia 1 Copia 1 Copia 1 Copia 1" descr="cid:image004.jpg@01D74E57.C4EA2700"/>
+          <wp:docPr id="6" name="Imagen 23 Copia 1 Copia 1 Copia 1 Copia 1 Copia 1 Copia 1 Copia 1 Copia 1 Copia 1 Copia 1 Copia 1 Copia 1 Copia 1 Copia 1 Copia 1 Copia 1" descr="cid:image004.jpg@01D74E57.C4EA2700"/>
           <wp:cNvGraphicFramePr>
             <a:graphicFrameLocks xmlns:a="http://schemas.openxmlformats.org/drawingml/2006/main" noChangeAspect="1"/>
           </wp:cNvGraphicFramePr>
@@ -2399,7 +2426,7 @@
             <a:graphicData uri="http://schemas.openxmlformats.org/drawingml/2006/picture">
               <pic:pic xmlns:pic="http://schemas.openxmlformats.org/drawingml/2006/picture">
                 <pic:nvPicPr>
-                  <pic:cNvPr id="6" name="Imagen 23 Copia 1 Copia 1 Copia 1 Copia 1 Copia 1 Copia 1 Copia 1 Copia 1 Copia 1 Copia 1 Copia 1 Copia 1 Copia 1 Copia 1 Copia 1" descr="cid:image004.jpg@01D74E57.C4EA2700"/>
+                  <pic:cNvPr id="6" name="Imagen 23 Copia 1 Copia 1 Copia 1 Copia 1 Copia 1 Copia 1 Copia 1 Copia 1 Copia 1 Copia 1 Copia 1 Copia 1 Copia 1 Copia 1 Copia 1 Copia 1" descr="cid:image004.jpg@01D74E57.C4EA2700"/>
                   <pic:cNvPicPr>
                     <a:picLocks noChangeAspect="1" noChangeArrowheads="1"/>
                   </pic:cNvPicPr>
@@ -2453,7 +2480,7 @@
         <wp:inline distT="0" distB="0" distL="0" distR="0">
           <wp:extent cx="3619500" cy="732790"/>
           <wp:effectExtent l="0" t="0" r="0" b="0"/>
-          <wp:docPr id="7" name="Imagen 4 Copia 1 Copia 1 Copia 1 Copia 1 Copia 1 Copia 1 Copia 1 Copia 1 Copia 1 Copia 1 Copia 1 Copia 1 Copia 1 Copia 1 Copia 1" descr="cid:image004.jpg@01D74E57.C4EA2700"/>
+          <wp:docPr id="7" name="Imagen 4 Copia 1 Copia 1 Copia 1 Copia 1 Copia 1 Copia 1 Copia 1 Copia 1 Copia 1 Copia 1 Copia 1 Copia 1 Copia 1 Copia 1 Copia 1 Copia 1" descr="cid:image004.jpg@01D74E57.C4EA2700"/>
           <wp:cNvGraphicFramePr>
             <a:graphicFrameLocks xmlns:a="http://schemas.openxmlformats.org/drawingml/2006/main" noChangeAspect="1"/>
           </wp:cNvGraphicFramePr>
@@ -2461,7 +2488,7 @@
             <a:graphicData uri="http://schemas.openxmlformats.org/drawingml/2006/picture">
               <pic:pic xmlns:pic="http://schemas.openxmlformats.org/drawingml/2006/picture">
                 <pic:nvPicPr>
-                  <pic:cNvPr id="7" name="Imagen 4 Copia 1 Copia 1 Copia 1 Copia 1 Copia 1 Copia 1 Copia 1 Copia 1 Copia 1 Copia 1 Copia 1 Copia 1 Copia 1 Copia 1 Copia 1" descr="cid:image004.jpg@01D74E57.C4EA2700"/>
+                  <pic:cNvPr id="7" name="Imagen 4 Copia 1 Copia 1 Copia 1 Copia 1 Copia 1 Copia 1 Copia 1 Copia 1 Copia 1 Copia 1 Copia 1 Copia 1 Copia 1 Copia 1 Copia 1 Copia 1" descr="cid:image004.jpg@01D74E57.C4EA2700"/>
                   <pic:cNvPicPr>
                     <a:picLocks noChangeAspect="1" noChangeArrowheads="1"/>
                   </pic:cNvPicPr>
@@ -2504,7 +2531,7 @@
         <wp:inline distT="0" distB="0" distL="0" distR="0">
           <wp:extent cx="2434590" cy="733425"/>
           <wp:effectExtent l="0" t="0" r="0" b="0"/>
-          <wp:docPr id="8" name="Imagen 3 Copia 1 Copia 1 Copia 1 Copia 1 Copia 1 Copia 1 Copia 1 Copia 1 Copia 1 Copia 1 Copia 1 Copia 1 Copia 1 Copia 1 Copia 1" descr="cid:image004.jpg@01D74E57.C4EA2700"/>
+          <wp:docPr id="8" name="Imagen 3 Copia 1 Copia 1 Copia 1 Copia 1 Copia 1 Copia 1 Copia 1 Copia 1 Copia 1 Copia 1 Copia 1 Copia 1 Copia 1 Copia 1 Copia 1 Copia 1" descr="cid:image004.jpg@01D74E57.C4EA2700"/>
           <wp:cNvGraphicFramePr>
             <a:graphicFrameLocks xmlns:a="http://schemas.openxmlformats.org/drawingml/2006/main" noChangeAspect="1"/>
           </wp:cNvGraphicFramePr>
@@ -2512,7 +2539,7 @@
             <a:graphicData uri="http://schemas.openxmlformats.org/drawingml/2006/picture">
               <pic:pic xmlns:pic="http://schemas.openxmlformats.org/drawingml/2006/picture">
                 <pic:nvPicPr>
-                  <pic:cNvPr id="8" name="Imagen 3 Copia 1 Copia 1 Copia 1 Copia 1 Copia 1 Copia 1 Copia 1 Copia 1 Copia 1 Copia 1 Copia 1 Copia 1 Copia 1 Copia 1 Copia 1" descr="cid:image004.jpg@01D74E57.C4EA2700"/>
+                  <pic:cNvPr id="8" name="Imagen 3 Copia 1 Copia 1 Copia 1 Copia 1 Copia 1 Copia 1 Copia 1 Copia 1 Copia 1 Copia 1 Copia 1 Copia 1 Copia 1 Copia 1 Copia 1 Copia 1" descr="cid:image004.jpg@01D74E57.C4EA2700"/>
                   <pic:cNvPicPr>
                     <a:picLocks noChangeAspect="1" noChangeArrowheads="1"/>
                   </pic:cNvPicPr>
@@ -3216,7 +3243,7 @@
     <w:pPr>
       <w:widowControl/>
       <w:suppressAutoHyphens w:val="true"/>
-      <w:overflowPunct w:val="true"/>
+      <w:overflowPunct w:val="false"/>
       <w:bidi w:val="0"/>
       <w:spacing w:before="0" w:after="240"/>
       <w:jc w:val="left"/>
@@ -3950,7 +3977,7 @@
     <w:pPr>
       <w:widowControl/>
       <w:suppressAutoHyphens w:val="true"/>
-      <w:overflowPunct w:val="true"/>
+      <w:overflowPunct w:val="false"/>
       <w:bidi w:val="0"/>
       <w:spacing w:before="0" w:after="0"/>
       <w:jc w:val="left"/>
@@ -3992,7 +4019,7 @@
     <w:name w:val="Body Text Indent"/>
     <w:basedOn w:val="BodyText"/>
     <w:pPr>
-      <w:overflowPunct w:val="false"/>
+      <w:overflowPunct w:val="true"/>
       <w:spacing w:lineRule="atLeast" w:line="240" w:before="0" w:after="240"/>
       <w:ind w:firstLine="360" w:left="360"/>
       <w:jc w:val="both"/>
@@ -4008,7 +4035,7 @@
     <w:basedOn w:val="Normal"/>
     <w:qFormat/>
     <w:pPr>
-      <w:overflowPunct w:val="false"/>
+      <w:overflowPunct w:val="true"/>
       <w:spacing w:before="60" w:after="60"/>
       <w:textAlignment w:val="auto"/>
     </w:pPr>
@@ -4079,7 +4106,7 @@
     <w:basedOn w:val="BodyText"/>
     <w:qFormat/>
     <w:pPr>
-      <w:overflowPunct w:val="false"/>
+      <w:overflowPunct w:val="true"/>
       <w:spacing w:lineRule="auto" w:line="360" w:before="120" w:after="120"/>
       <w:jc w:val="both"/>
       <w:textAlignment w:val="auto"/>
@@ -4095,7 +4122,7 @@
     <w:basedOn w:val="Normal"/>
     <w:qFormat/>
     <w:pPr>
-      <w:overflowPunct w:val="false"/>
+      <w:overflowPunct w:val="true"/>
       <w:spacing w:lineRule="auto" w:line="276" w:before="0" w:after="0"/>
       <w:ind w:left="720"/>
       <w:contextualSpacing/>
@@ -4135,7 +4162,7 @@
     <w:pPr>
       <w:widowControl/>
       <w:suppressAutoHyphens w:val="true"/>
-      <w:overflowPunct w:val="false"/>
+      <w:overflowPunct w:val="true"/>
       <w:bidi w:val="0"/>
       <w:spacing w:before="0" w:after="0"/>
       <w:jc w:val="left"/>

--- a/R_900219/APIUNIFICADA/REG-DIN-008 - 900219_Adecuaciones API Unificada.docx
+++ b/R_900219/APIUNIFICADA/REG-DIN-008 - 900219_Adecuaciones API Unificada.docx
@@ -97,7 +97,7 @@
                 <w:color w:val="000000"/>
                 <w:sz w:val="20"/>
               </w:rPr>
-              <w:t xml:space="preserve">FECHA:   </w:t>
+              <w:t>FECHA:   1</w:t>
             </w:r>
             <w:r>
               <w:rPr>
@@ -105,7 +105,7 @@
                 <w:color w:val="000000"/>
                 <w:sz w:val="20"/>
               </w:rPr>
-              <w:t>11</w:t>
+              <w:t>7</w:t>
             </w:r>
             <w:r>
               <w:rPr>
@@ -113,23 +113,7 @@
                 <w:color w:val="000000"/>
                 <w:sz w:val="20"/>
               </w:rPr>
-              <w:t>/0</w:t>
-            </w:r>
-            <w:r>
-              <w:rPr>
-                <w:b/>
-                <w:color w:val="000000"/>
-                <w:sz w:val="20"/>
-              </w:rPr>
-              <w:t>9</w:t>
-            </w:r>
-            <w:r>
-              <w:rPr>
-                <w:b/>
-                <w:color w:val="000000"/>
-                <w:sz w:val="20"/>
-              </w:rPr>
-              <w:t>/2026</w:t>
+              <w:t>/09/2026</w:t>
             </w:r>
           </w:p>
         </w:tc>
@@ -309,18 +293,7 @@
                 <w:szCs w:val="27"/>
                 <w:shd w:fill="FFFFFF" w:val="clear"/>
               </w:rPr>
-              <w:t>9002</w:t>
-            </w:r>
-            <w:r>
-              <w:rPr>
-                <w:rFonts w:cs="Segoe UI" w:ascii="Segoe UI" w:hAnsi="Segoe UI"/>
-                <w:b/>
-                <w:color w:val="000000"/>
-                <w:sz w:val="20"/>
-                <w:szCs w:val="27"/>
-                <w:shd w:fill="FFFFFF" w:val="clear"/>
-              </w:rPr>
-              <w:t>19</w:t>
+              <w:t>900219</w:t>
             </w:r>
           </w:p>
         </w:tc>
@@ -654,23 +627,7 @@
                 <w:color w:val="000000"/>
                 <w:sz w:val="20"/>
               </w:rPr>
-              <w:t xml:space="preserve">    9002</w:t>
-            </w:r>
-            <w:r>
-              <w:rPr>
-                <w:rFonts w:cs="Helv" w:ascii="Helv" w:hAnsi="Helv"/>
-                <w:color w:val="000000"/>
-                <w:sz w:val="20"/>
-              </w:rPr>
-              <w:t>19</w:t>
-            </w:r>
-            <w:r>
-              <w:rPr>
-                <w:rFonts w:cs="Helv" w:ascii="Helv" w:hAnsi="Helv"/>
-                <w:color w:val="000000"/>
-                <w:sz w:val="20"/>
-              </w:rPr>
-              <w:t xml:space="preserve"> </w:t>
+              <w:t xml:space="preserve">    900219 </w:t>
             </w:r>
             <w:bookmarkStart w:id="0" w:name="_GoBack"/>
             <w:r>
@@ -2366,7 +2323,7 @@
         <wp:inline distT="0" distB="0" distL="0" distR="0">
           <wp:extent cx="6053455" cy="733425"/>
           <wp:effectExtent l="0" t="0" r="0" b="0"/>
-          <wp:docPr id="5" name="Imagen 22 Copia 1 Copia 1 Copia 1 Copia 1 Copia 1 Copia 1 Copia 1 Copia 1 Copia 1 Copia 1 Copia 1 Copia 1 Copia 1 Copia 1 Copia 1 Copia 1" descr="cid:image004.jpg@01D74E57.C4EA2700"/>
+          <wp:docPr id="5" name="Imagen 22 Copia 1 Copia 1 Copia 1 Copia 1 Copia 1 Copia 1 Copia 1 Copia 1 Copia 1 Copia 1 Copia 1 Copia 1 Copia 1 Copia 1 Copia 1 Copia 1 Copia 1" descr="cid:image004.jpg@01D74E57.C4EA2700"/>
           <wp:cNvGraphicFramePr>
             <a:graphicFrameLocks xmlns:a="http://schemas.openxmlformats.org/drawingml/2006/main" noChangeAspect="1"/>
           </wp:cNvGraphicFramePr>
@@ -2374,7 +2331,7 @@
             <a:graphicData uri="http://schemas.openxmlformats.org/drawingml/2006/picture">
               <pic:pic xmlns:pic="http://schemas.openxmlformats.org/drawingml/2006/picture">
                 <pic:nvPicPr>
-                  <pic:cNvPr id="5" name="Imagen 22 Copia 1 Copia 1 Copia 1 Copia 1 Copia 1 Copia 1 Copia 1 Copia 1 Copia 1 Copia 1 Copia 1 Copia 1 Copia 1 Copia 1 Copia 1 Copia 1" descr="cid:image004.jpg@01D74E57.C4EA2700"/>
+                  <pic:cNvPr id="5" name="Imagen 22 Copia 1 Copia 1 Copia 1 Copia 1 Copia 1 Copia 1 Copia 1 Copia 1 Copia 1 Copia 1 Copia 1 Copia 1 Copia 1 Copia 1 Copia 1 Copia 1 Copia 1" descr="cid:image004.jpg@01D74E57.C4EA2700"/>
                   <pic:cNvPicPr>
                     <a:picLocks noChangeAspect="1" noChangeArrowheads="1"/>
                   </pic:cNvPicPr>
@@ -2418,7 +2375,7 @@
         <wp:inline distT="0" distB="0" distL="0" distR="0">
           <wp:extent cx="6053455" cy="733425"/>
           <wp:effectExtent l="0" t="0" r="0" b="0"/>
-          <wp:docPr id="6" name="Imagen 23 Copia 1 Copia 1 Copia 1 Copia 1 Copia 1 Copia 1 Copia 1 Copia 1 Copia 1 Copia 1 Copia 1 Copia 1 Copia 1 Copia 1 Copia 1 Copia 1" descr="cid:image004.jpg@01D74E57.C4EA2700"/>
+          <wp:docPr id="6" name="Imagen 23 Copia 1 Copia 1 Copia 1 Copia 1 Copia 1 Copia 1 Copia 1 Copia 1 Copia 1 Copia 1 Copia 1 Copia 1 Copia 1 Copia 1 Copia 1 Copia 1 Copia 1" descr="cid:image004.jpg@01D74E57.C4EA2700"/>
           <wp:cNvGraphicFramePr>
             <a:graphicFrameLocks xmlns:a="http://schemas.openxmlformats.org/drawingml/2006/main" noChangeAspect="1"/>
           </wp:cNvGraphicFramePr>
@@ -2426,7 +2383,7 @@
             <a:graphicData uri="http://schemas.openxmlformats.org/drawingml/2006/picture">
               <pic:pic xmlns:pic="http://schemas.openxmlformats.org/drawingml/2006/picture">
                 <pic:nvPicPr>
-                  <pic:cNvPr id="6" name="Imagen 23 Copia 1 Copia 1 Copia 1 Copia 1 Copia 1 Copia 1 Copia 1 Copia 1 Copia 1 Copia 1 Copia 1 Copia 1 Copia 1 Copia 1 Copia 1 Copia 1" descr="cid:image004.jpg@01D74E57.C4EA2700"/>
+                  <pic:cNvPr id="6" name="Imagen 23 Copia 1 Copia 1 Copia 1 Copia 1 Copia 1 Copia 1 Copia 1 Copia 1 Copia 1 Copia 1 Copia 1 Copia 1 Copia 1 Copia 1 Copia 1 Copia 1 Copia 1" descr="cid:image004.jpg@01D74E57.C4EA2700"/>
                   <pic:cNvPicPr>
                     <a:picLocks noChangeAspect="1" noChangeArrowheads="1"/>
                   </pic:cNvPicPr>
@@ -2480,7 +2437,7 @@
         <wp:inline distT="0" distB="0" distL="0" distR="0">
           <wp:extent cx="3619500" cy="732790"/>
           <wp:effectExtent l="0" t="0" r="0" b="0"/>
-          <wp:docPr id="7" name="Imagen 4 Copia 1 Copia 1 Copia 1 Copia 1 Copia 1 Copia 1 Copia 1 Copia 1 Copia 1 Copia 1 Copia 1 Copia 1 Copia 1 Copia 1 Copia 1 Copia 1" descr="cid:image004.jpg@01D74E57.C4EA2700"/>
+          <wp:docPr id="7" name="Imagen 4 Copia 1 Copia 1 Copia 1 Copia 1 Copia 1 Copia 1 Copia 1 Copia 1 Copia 1 Copia 1 Copia 1 Copia 1 Copia 1 Copia 1 Copia 1 Copia 1 Copia 1" descr="cid:image004.jpg@01D74E57.C4EA2700"/>
           <wp:cNvGraphicFramePr>
             <a:graphicFrameLocks xmlns:a="http://schemas.openxmlformats.org/drawingml/2006/main" noChangeAspect="1"/>
           </wp:cNvGraphicFramePr>
@@ -2488,7 +2445,7 @@
             <a:graphicData uri="http://schemas.openxmlformats.org/drawingml/2006/picture">
               <pic:pic xmlns:pic="http://schemas.openxmlformats.org/drawingml/2006/picture">
                 <pic:nvPicPr>
-                  <pic:cNvPr id="7" name="Imagen 4 Copia 1 Copia 1 Copia 1 Copia 1 Copia 1 Copia 1 Copia 1 Copia 1 Copia 1 Copia 1 Copia 1 Copia 1 Copia 1 Copia 1 Copia 1 Copia 1" descr="cid:image004.jpg@01D74E57.C4EA2700"/>
+                  <pic:cNvPr id="7" name="Imagen 4 Copia 1 Copia 1 Copia 1 Copia 1 Copia 1 Copia 1 Copia 1 Copia 1 Copia 1 Copia 1 Copia 1 Copia 1 Copia 1 Copia 1 Copia 1 Copia 1 Copia 1" descr="cid:image004.jpg@01D74E57.C4EA2700"/>
                   <pic:cNvPicPr>
                     <a:picLocks noChangeAspect="1" noChangeArrowheads="1"/>
                   </pic:cNvPicPr>
@@ -2531,7 +2488,7 @@
         <wp:inline distT="0" distB="0" distL="0" distR="0">
           <wp:extent cx="2434590" cy="733425"/>
           <wp:effectExtent l="0" t="0" r="0" b="0"/>
-          <wp:docPr id="8" name="Imagen 3 Copia 1 Copia 1 Copia 1 Copia 1 Copia 1 Copia 1 Copia 1 Copia 1 Copia 1 Copia 1 Copia 1 Copia 1 Copia 1 Copia 1 Copia 1 Copia 1" descr="cid:image004.jpg@01D74E57.C4EA2700"/>
+          <wp:docPr id="8" name="Imagen 3 Copia 1 Copia 1 Copia 1 Copia 1 Copia 1 Copia 1 Copia 1 Copia 1 Copia 1 Copia 1 Copia 1 Copia 1 Copia 1 Copia 1 Copia 1 Copia 1 Copia 1" descr="cid:image004.jpg@01D74E57.C4EA2700"/>
           <wp:cNvGraphicFramePr>
             <a:graphicFrameLocks xmlns:a="http://schemas.openxmlformats.org/drawingml/2006/main" noChangeAspect="1"/>
           </wp:cNvGraphicFramePr>
@@ -2539,7 +2496,7 @@
             <a:graphicData uri="http://schemas.openxmlformats.org/drawingml/2006/picture">
               <pic:pic xmlns:pic="http://schemas.openxmlformats.org/drawingml/2006/picture">
                 <pic:nvPicPr>
-                  <pic:cNvPr id="8" name="Imagen 3 Copia 1 Copia 1 Copia 1 Copia 1 Copia 1 Copia 1 Copia 1 Copia 1 Copia 1 Copia 1 Copia 1 Copia 1 Copia 1 Copia 1 Copia 1 Copia 1" descr="cid:image004.jpg@01D74E57.C4EA2700"/>
+                  <pic:cNvPr id="8" name="Imagen 3 Copia 1 Copia 1 Copia 1 Copia 1 Copia 1 Copia 1 Copia 1 Copia 1 Copia 1 Copia 1 Copia 1 Copia 1 Copia 1 Copia 1 Copia 1 Copia 1 Copia 1" descr="cid:image004.jpg@01D74E57.C4EA2700"/>
                   <pic:cNvPicPr>
                     <a:picLocks noChangeAspect="1" noChangeArrowheads="1"/>
                   </pic:cNvPicPr>
@@ -3243,7 +3200,7 @@
     <w:pPr>
       <w:widowControl/>
       <w:suppressAutoHyphens w:val="true"/>
-      <w:overflowPunct w:val="false"/>
+      <w:overflowPunct w:val="true"/>
       <w:bidi w:val="0"/>
       <w:spacing w:before="0" w:after="240"/>
       <w:jc w:val="left"/>
@@ -3977,7 +3934,7 @@
     <w:pPr>
       <w:widowControl/>
       <w:suppressAutoHyphens w:val="true"/>
-      <w:overflowPunct w:val="false"/>
+      <w:overflowPunct w:val="true"/>
       <w:bidi w:val="0"/>
       <w:spacing w:before="0" w:after="0"/>
       <w:jc w:val="left"/>
@@ -4019,7 +3976,7 @@
     <w:name w:val="Body Text Indent"/>
     <w:basedOn w:val="BodyText"/>
     <w:pPr>
-      <w:overflowPunct w:val="true"/>
+      <w:overflowPunct w:val="false"/>
       <w:spacing w:lineRule="atLeast" w:line="240" w:before="0" w:after="240"/>
       <w:ind w:firstLine="360" w:left="360"/>
       <w:jc w:val="both"/>
@@ -4035,7 +3992,7 @@
     <w:basedOn w:val="Normal"/>
     <w:qFormat/>
     <w:pPr>
-      <w:overflowPunct w:val="true"/>
+      <w:overflowPunct w:val="false"/>
       <w:spacing w:before="60" w:after="60"/>
       <w:textAlignment w:val="auto"/>
     </w:pPr>
@@ -4106,7 +4063,7 @@
     <w:basedOn w:val="BodyText"/>
     <w:qFormat/>
     <w:pPr>
-      <w:overflowPunct w:val="true"/>
+      <w:overflowPunct w:val="false"/>
       <w:spacing w:lineRule="auto" w:line="360" w:before="120" w:after="120"/>
       <w:jc w:val="both"/>
       <w:textAlignment w:val="auto"/>
@@ -4122,7 +4079,7 @@
     <w:basedOn w:val="Normal"/>
     <w:qFormat/>
     <w:pPr>
-      <w:overflowPunct w:val="true"/>
+      <w:overflowPunct w:val="false"/>
       <w:spacing w:lineRule="auto" w:line="276" w:before="0" w:after="0"/>
       <w:ind w:left="720"/>
       <w:contextualSpacing/>
@@ -4162,7 +4119,7 @@
     <w:pPr>
       <w:widowControl/>
       <w:suppressAutoHyphens w:val="true"/>
-      <w:overflowPunct w:val="true"/>
+      <w:overflowPunct w:val="false"/>
       <w:bidi w:val="0"/>
       <w:spacing w:before="0" w:after="0"/>
       <w:jc w:val="left"/>
